--- a/materialien/Welt1_Bagdad/4_Boss/KR_W1_Boss1_Gewuerzliste.docx
+++ b/materialien/Welt1_Bagdad/4_Boss/KR_W1_Boss1_Gewuerzliste.docx
@@ -2963,7 +2963,7 @@
           <w:color w:val="1B1B1F"/>
           <w:sz w:val="22"/>
         </w:rPr>
-        <w:t xml:space="preserve"> den Geheimtext zum Klartext „anis“ mit dem Schlüssel (3, 7).</w:t>
+        <w:t xml:space="preserve"> den Geheimtext zum Klartext „anis“ mit dem Schlüssel (2, 9).</w:t>
       </w:r>
       <w:r>
         <w:rPr>
@@ -3263,7 +3263,7 @@
           <w:color w:val="1B1B1F"/>
           <w:sz w:val="22"/>
         </w:rPr>
-        <w:t xml:space="preserve">Die Konkurrenz hat viele lange Bestelllisten abgefangen. Die häufigste Zahl ist 22, die zweithäufigste 20. </w:t>
+        <w:t xml:space="preserve">Die Konkurrenz hat viele lange Bestelllisten abgefangen. Die häufigste Zahl ist 14, die zweithäufigste 28. </w:t>
       </w:r>
       <w:r>
         <w:rPr>
@@ -3303,7 +3303,7 @@
           <w:color w:val="1B1B1F"/>
           <w:sz w:val="22"/>
         </w:rPr>
-        <w:t xml:space="preserve"> ihn unter der Annahme, dass 22 für E und 20 für N steht.</w:t>
+        <w:t xml:space="preserve"> ihn unter der Annahme, dass 14 für E und 28 für N steht.</w:t>
       </w:r>
       <w:r>
         <w:rPr>
